--- a/laravel-app/database/data/internship/handbooks/ai/Beyond_AI_Internship_Day_145_Student_Handbook.docx
+++ b/laravel-app/database/data/internship/handbooks/ai/Beyond_AI_Internship_Day_145_Student_Handbook.docx
@@ -38,7 +38,7 @@
           <w:color w:val="1E293B"/>
           <w:sz w:val="28"/>
         </w:rPr>
-        <w:t>Retrieval-Augmented Generation Concepts</w:t>
+        <w:t>Data and Model Versioning Concepts</w:t>
       </w:r>
     </w:p>
     <w:p>
@@ -50,7 +50,7 @@
           <w:b w:val="0"/>
           <w:sz w:val="22"/>
         </w:rPr>
-        <w:t>Orientation and setup. Full student study guide and practical laboratory manual for Beyond Enterprise interns.</w:t>
+        <w:t>Applied practice. Full student study guide and practical laboratory manual for Beyond Enterprise interns.</w:t>
       </w:r>
     </w:p>
     <w:tbl>
@@ -141,7 +141,7 @@
               <w:rPr>
                 <w:sz w:val="18"/>
               </w:rPr>
-              <w:t>Orientation and setup</w:t>
+              <w:t>Applied practice</w:t>
             </w:r>
           </w:p>
         </w:tc>
@@ -154,7 +154,7 @@
               <w:rPr>
                 <w:sz w:val="18"/>
               </w:rPr>
-              <w:t>advanced</w:t>
+              <w:t>intermediate-to-advanced</w:t>
             </w:r>
           </w:p>
         </w:tc>
@@ -167,7 +167,7 @@
               <w:rPr>
                 <w:sz w:val="18"/>
               </w:rPr>
-              <w:t>8 hours</w:t>
+              <w:t>8.0 hours</w:t>
             </w:r>
           </w:p>
         </w:tc>
@@ -180,7 +180,7 @@
               <w:rPr>
                 <w:sz w:val="18"/>
               </w:rPr>
-              <w:t>Python, Jupyter, VS Code, local/open models where practical</w:t>
+              <w:t>Python, Git, pytest, MLflow/local tracking, Docker, model/data documentation templates</w:t>
             </w:r>
           </w:p>
         </w:tc>
@@ -198,7 +198,7 @@
           <w:color w:val="0B3F90"/>
           <w:sz w:val="20"/>
         </w:rPr>
-        <w:t>Day 145 objective  Complete the orientation and setup for Retrieval-Augmented Generation Concepts: Apply retrieval-augmented generation concepts safely and explain the result in a professional technical report.</w:t>
+        <w:t>Day 145 objective  Complete the applied practice for Data and Model Versioning Concepts: Create checksums and a version manifest for approved artifacts.</w:t>
       </w:r>
     </w:p>
     <w:p>
@@ -270,7 +270,7 @@
           <w:b w:val="0"/>
           <w:sz w:val="22"/>
         </w:rPr>
-        <w:t>Submit: A setup screenshot, a short explanation of the key terms, and a safety/ethics check..</w:t>
+        <w:t>Submit: Setup evidence, completed practical artifact, independent verification record, safety/ethics check, and short technical report..</w:t>
       </w:r>
     </w:p>
     <w:p>
@@ -364,7 +364,7 @@
               <w:rPr>
                 <w:sz w:val="18"/>
               </w:rPr>
-              <w:t>0:00–0:25</w:t>
+              <w:t>0:00–0:30</w:t>
             </w:r>
           </w:p>
         </w:tc>
@@ -377,7 +377,7 @@
               <w:rPr>
                 <w:sz w:val="18"/>
               </w:rPr>
-              <w:t>Review prior day + authorization checklist</w:t>
+              <w:t>Assessment brief + rubric review</w:t>
             </w:r>
           </w:p>
         </w:tc>
@@ -390,7 +390,7 @@
               <w:rPr>
                 <w:sz w:val="18"/>
               </w:rPr>
-              <w:t>Signed pre-flight</w:t>
+              <w:t>Plan</w:t>
             </w:r>
           </w:p>
         </w:tc>
@@ -405,7 +405,7 @@
               <w:rPr>
                 <w:sz w:val="18"/>
               </w:rPr>
-              <w:t>0:25–1:10</w:t>
+              <w:t>0:30–2:30</w:t>
             </w:r>
           </w:p>
         </w:tc>
@@ -418,7 +418,7 @@
               <w:rPr>
                 <w:sz w:val="18"/>
               </w:rPr>
-              <w:t>Concept study for today's topic</w:t>
+              <w:t>End-to-end demonstration</w:t>
             </w:r>
           </w:p>
         </w:tc>
@@ -431,7 +431,7 @@
               <w:rPr>
                 <w:sz w:val="18"/>
               </w:rPr>
-              <w:t>Concept notes</w:t>
+              <w:t>Demo evidence</w:t>
             </w:r>
           </w:p>
         </w:tc>
@@ -446,48 +446,7 @@
               <w:rPr>
                 <w:sz w:val="18"/>
               </w:rPr>
-              <w:t>1:10–2:40</w:t>
-            </w:r>
-          </w:p>
-        </w:tc>
-        <w:tc>
-          <w:tcPr>
-            <w:tcW w:type="dxa" w:w="3408"/>
-          </w:tcPr>
-          <w:p>
-            <w:r>
-              <w:rPr>
-                <w:sz w:val="18"/>
-              </w:rPr>
-              <w:t>Environment verify / light setup lab</w:t>
-            </w:r>
-          </w:p>
-        </w:tc>
-        <w:tc>
-          <w:tcPr>
-            <w:tcW w:type="dxa" w:w="3408"/>
-          </w:tcPr>
-          <w:p>
-            <w:r>
-              <w:rPr>
-                <w:sz w:val="18"/>
-              </w:rPr>
-              <w:t>Working baseline</w:t>
-            </w:r>
-          </w:p>
-        </w:tc>
-      </w:tr>
-      <w:tr>
-        <w:tc>
-          <w:tcPr>
-            <w:tcW w:type="dxa" w:w="3408"/>
-          </w:tcPr>
-          <w:p>
-            <w:r>
-              <w:rPr>
-                <w:sz w:val="18"/>
-              </w:rPr>
-              <w:t>2:40–2:55</w:t>
+              <w:t>2:30–2:45</w:t>
             </w:r>
           </w:p>
         </w:tc>
@@ -528,7 +487,7 @@
               <w:rPr>
                 <w:sz w:val="18"/>
               </w:rPr>
-              <w:t>2:55–4:40</w:t>
+              <w:t>2:45–4:15</w:t>
             </w:r>
           </w:p>
         </w:tc>
@@ -541,7 +500,7 @@
               <w:rPr>
                 <w:sz w:val="18"/>
               </w:rPr>
-              <w:t>Guided mini-exercise + expected checks</w:t>
+              <w:t>Self-score against rubric</w:t>
             </w:r>
           </w:p>
         </w:tc>
@@ -554,7 +513,7 @@
               <w:rPr>
                 <w:sz w:val="18"/>
               </w:rPr>
-              <w:t>First evidence</w:t>
+              <w:t>Self-score sheet</w:t>
             </w:r>
           </w:p>
         </w:tc>
@@ -569,7 +528,7 @@
               <w:rPr>
                 <w:sz w:val="18"/>
               </w:rPr>
-              <w:t>4:40–4:55</w:t>
+              <w:t>4:15–5:45</w:t>
             </w:r>
           </w:p>
         </w:tc>
@@ -582,7 +541,7 @@
               <w:rPr>
                 <w:sz w:val="18"/>
               </w:rPr>
-              <w:t>Break</w:t>
+              <w:t>Reflection: wins, failures, next steps</w:t>
             </w:r>
           </w:p>
         </w:tc>
@@ -595,7 +554,7 @@
               <w:rPr>
                 <w:sz w:val="18"/>
               </w:rPr>
-              <w:t>—</w:t>
+              <w:t>Reflection</w:t>
             </w:r>
           </w:p>
         </w:tc>
@@ -610,7 +569,7 @@
               <w:rPr>
                 <w:sz w:val="18"/>
               </w:rPr>
-              <w:t>4:55–6:25</w:t>
+              <w:t>5:45–8:00</w:t>
             </w:r>
           </w:p>
         </w:tc>
@@ -623,7 +582,7 @@
               <w:rPr>
                 <w:sz w:val="18"/>
               </w:rPr>
-              <w:t>Verification + troubleshooting notes</w:t>
+              <w:t>Final evidence pack + report</w:t>
             </w:r>
           </w:p>
         </w:tc>
@@ -636,48 +595,7 @@
               <w:rPr>
                 <w:sz w:val="18"/>
               </w:rPr>
-              <w:t>Rerun proof</w:t>
-            </w:r>
-          </w:p>
-        </w:tc>
-      </w:tr>
-      <w:tr>
-        <w:tc>
-          <w:tcPr>
-            <w:tcW w:type="dxa" w:w="3408"/>
-          </w:tcPr>
-          <w:p>
-            <w:r>
-              <w:rPr>
-                <w:sz w:val="18"/>
-              </w:rPr>
-              <w:t>6:25–8:00</w:t>
-            </w:r>
-          </w:p>
-        </w:tc>
-        <w:tc>
-          <w:tcPr>
-            <w:tcW w:type="dxa" w:w="3408"/>
-          </w:tcPr>
-          <w:p>
-            <w:r>
-              <w:rPr>
-                <w:sz w:val="18"/>
-              </w:rPr>
-              <w:t>Evidence pack + report draft</w:t>
-            </w:r>
-          </w:p>
-        </w:tc>
-        <w:tc>
-          <w:tcPr>
-            <w:tcW w:type="dxa" w:w="3408"/>
-          </w:tcPr>
-          <w:p>
-            <w:r>
-              <w:rPr>
-                <w:sz w:val="18"/>
-              </w:rPr>
-              <w:t>Submission draft</w:t>
+              <w:t>Submission</w:t>
             </w:r>
           </w:p>
         </w:tc>
@@ -701,7 +619,7 @@
           <w:b w:val="0"/>
           <w:sz w:val="20"/>
         </w:rPr>
-        <w:t>Curriculum objective (source of truth): Apply retrieval-augmented generation concepts safely and explain the result in a professional technical report.</w:t>
+        <w:t>Curriculum objective (source of truth): Create checksums and a version manifest for approved artifacts.</w:t>
       </w:r>
     </w:p>
     <w:p>
@@ -713,7 +631,7 @@
           <w:b w:val="0"/>
           <w:sz w:val="22"/>
         </w:rPr>
-        <w:t>Explain Retrieval-Augmented Generation Concepts to a supervisor in under two minutes.</w:t>
+        <w:t>Explain Data and Model Versioning Concepts to a supervisor in under two minutes.</w:t>
       </w:r>
     </w:p>
     <w:p>
@@ -725,7 +643,7 @@
           <w:b w:val="0"/>
           <w:sz w:val="22"/>
         </w:rPr>
-        <w:t>Configure or verify the approved tools required for Retrieval-Augmented Generation Concepts.</w:t>
+        <w:t>Configure or verify the approved tools required for Data and Model Versioning Concepts.</w:t>
       </w:r>
     </w:p>
     <w:p>
@@ -737,7 +655,7 @@
           <w:b w:val="0"/>
           <w:sz w:val="22"/>
         </w:rPr>
-        <w:t>Implement or perform the orientation and setup practical for this topic.</w:t>
+        <w:t>Implement or perform the applied practice practical for this topic.</w:t>
       </w:r>
     </w:p>
     <w:p>
@@ -793,7 +711,7 @@
           <w:b w:val="0"/>
           <w:sz w:val="22"/>
         </w:rPr>
-        <w:t>Define the professional meaning of “Retrieval-Augmented Generation Concepts” before you use tools. Do not split the title into meaningless words. Connect each concept to today's practical action.</w:t>
+        <w:t>Define the professional meaning of “Data and Model Versioning Concepts” before you use tools. Do not split the title into meaningless words. Connect each concept to today's practical action.</w:t>
       </w:r>
     </w:p>
     <w:tbl>
@@ -901,7 +819,7 @@
               <w:rPr>
                 <w:sz w:val="18"/>
               </w:rPr>
-              <w:t>Core topic skill</w:t>
+              <w:t>Problem framing</w:t>
             </w:r>
           </w:p>
         </w:tc>
@@ -914,7 +832,7 @@
               <w:rPr>
                 <w:sz w:val="18"/>
               </w:rPr>
-              <w:t>Professional practice for Retrieval-Augmented Generation Concepts</w:t>
+              <w:t>Who needs what, constraints, success criteria</w:t>
             </w:r>
           </w:p>
         </w:tc>
@@ -927,7 +845,7 @@
               <w:rPr>
                 <w:sz w:val="18"/>
               </w:rPr>
-              <w:t>Complete today's practical objective</w:t>
+              <w:t>Write a short frame table</w:t>
             </w:r>
           </w:p>
         </w:tc>
@@ -940,7 +858,7 @@
               <w:rPr>
                 <w:sz w:val="18"/>
               </w:rPr>
-              <w:t>Shallow buzzword-only work</w:t>
+              <w:t>Building the wrong thing</w:t>
             </w:r>
           </w:p>
         </w:tc>
@@ -953,7 +871,7 @@
               <w:rPr>
                 <w:sz w:val="18"/>
               </w:rPr>
-              <w:t>Demonstrate with evidence</w:t>
+              <w:t>Supervisor review of frame</w:t>
             </w:r>
           </w:p>
         </w:tc>
@@ -968,7 +886,7 @@
               <w:rPr>
                 <w:sz w:val="18"/>
               </w:rPr>
-              <w:t>Tool discipline</w:t>
+              <w:t>Train vs evaluation data</w:t>
             </w:r>
           </w:p>
         </w:tc>
@@ -981,7 +899,7 @@
               <w:rPr>
                 <w:sz w:val="18"/>
               </w:rPr>
-              <w:t>Use only approved tools/versions</w:t>
+              <w:t>Learn on one set; judge on another</w:t>
             </w:r>
           </w:p>
         </w:tc>
@@ -994,7 +912,7 @@
               <w:rPr>
                 <w:sz w:val="18"/>
               </w:rPr>
-              <w:t>Verify tools before lab</w:t>
+              <w:t>Keep a held-out TEST set</w:t>
             </w:r>
           </w:p>
         </w:tc>
@@ -1007,7 +925,7 @@
               <w:rPr>
                 <w:sz w:val="18"/>
               </w:rPr>
-              <w:t>Unapproved downloads</w:t>
+              <w:t>Testing on training data</w:t>
             </w:r>
           </w:p>
         </w:tc>
@@ -1020,7 +938,7 @@
               <w:rPr>
                 <w:sz w:val="18"/>
               </w:rPr>
-              <w:t>Official sources only</w:t>
+              <w:t>Document the split</w:t>
             </w:r>
           </w:p>
         </w:tc>
@@ -1035,7 +953,7 @@
               <w:rPr>
                 <w:sz w:val="18"/>
               </w:rPr>
-              <w:t>Professional documentation</w:t>
+              <w:t>Human oversight</w:t>
             </w:r>
           </w:p>
         </w:tc>
@@ -1048,7 +966,7 @@
               <w:rPr>
                 <w:sz w:val="18"/>
               </w:rPr>
-              <w:t>Clear enough for handover</w:t>
+              <w:t>A person remains accountable</w:t>
             </w:r>
           </w:p>
         </w:tc>
@@ -1061,7 +979,7 @@
               <w:rPr>
                 <w:sz w:val="18"/>
               </w:rPr>
-              <w:t>Write procedure + results</w:t>
+              <w:t>Disclose AI help; verify claims</w:t>
             </w:r>
           </w:p>
         </w:tc>
@@ -1074,7 +992,7 @@
               <w:rPr>
                 <w:sz w:val="18"/>
               </w:rPr>
-              <w:t>Undocumented changes</w:t>
+              <w:t>Blind trust in outputs</w:t>
             </w:r>
           </w:p>
         </w:tc>
@@ -1087,7 +1005,7 @@
               <w:rPr>
                 <w:sz w:val="18"/>
               </w:rPr>
-              <w:t>README + report template</w:t>
+              <w:t>AI/tool disclosure block</w:t>
             </w:r>
           </w:p>
         </w:tc>
@@ -1348,7 +1266,7 @@
           <w:b w:val="0"/>
           <w:sz w:val="22"/>
         </w:rPr>
-        <w:t>Tools available: Python, Jupyter, VS Code, local/open models where practical.</w:t>
+        <w:t>Tools available: Python, Git, pytest, MLflow/local tracking, Docker, model/data documentation templates.</w:t>
       </w:r>
     </w:p>
     <w:p>
@@ -1463,7 +1381,7 @@
               <w:rPr>
                 <w:sz w:val="18"/>
               </w:rPr>
-              <w:t>Python, Jupyter, VS Code, local/open models where practical</w:t>
+              <w:t>Python, Git, pytest, MLflow/local tracking, Docker, model/data documentation templates</w:t>
             </w:r>
           </w:p>
         </w:tc>
@@ -1545,7 +1463,7 @@
           <w:b w:val="0"/>
           <w:sz w:val="18"/>
         </w:rPr>
-        <w:t>└── Day_145_Retrieval_Augmented_Generation_Concepts/</w:t>
+        <w:t>└── Day_145_Data_and_Model_Versioning_Concepts/</w:t>
       </w:r>
     </w:p>
     <w:p>
@@ -1698,7 +1616,7 @@
           <w:b w:val="0"/>
           <w:sz w:val="18"/>
         </w:rPr>
-        <w:t>mkdir Beyond_AI_Internship\Day_145_Retrieval_Augmented_Generation_Concepts\evidence, Beyond_AI_Internship\Day_145_Retrieval_Augmented_Generation_Concepts\notebooks, Beyond_AI_Internship\Day_145_Retrieval_Augmented_Generation_Concepts\src, Beyond_AI_Internship\Day_145_Retrieval_Augmented_Generation_Concepts\data, Beyond_AI_Internship\Day_145_Retrieval_Augmented_Generation_Concepts\output, Beyond_AI_Internship\Day_145_Retrieval_Augmented_Generation_Concepts\report -Force</w:t>
+        <w:t>mkdir Beyond_AI_Internship\Day_145_Data_and_Model_Versioning_Concepts\evidence, Beyond_AI_Internship\Day_145_Data_and_Model_Versioning_Concepts\notebooks, Beyond_AI_Internship\Day_145_Data_and_Model_Versioning_Concepts\src, Beyond_AI_Internship\Day_145_Data_and_Model_Versioning_Concepts\data, Beyond_AI_Internship\Day_145_Data_and_Model_Versioning_Concepts\output, Beyond_AI_Internship\Day_145_Data_and_Model_Versioning_Concepts\report -Force</w:t>
       </w:r>
     </w:p>
     <w:p/>
@@ -1739,7 +1657,7 @@
           <w:b w:val="0"/>
           <w:sz w:val="18"/>
         </w:rPr>
-        <w:t>mkdir -p Beyond_AI_Internship/Day_145_Retrieval_Augmented_Generation_Concepts/{evidence,notebooks,src,data,output,report}</w:t>
+        <w:t>mkdir -p Beyond_AI_Internship/Day_145_Data_and_Model_Versioning_Concepts/{evidence,notebooks,src,data,output,report}</w:t>
       </w:r>
     </w:p>
     <w:p/>
@@ -1855,7 +1773,7 @@
           <w:color w:val="0B3F90"/>
           <w:sz w:val="24"/>
         </w:rPr>
-        <w:t>Orientation and setup: Retrieval-Augmented Generation Concepts</w:t>
+        <w:t>Applied practice: Data and Model Versioning Concepts</w:t>
       </w:r>
     </w:p>
     <w:p>
@@ -1879,7 +1797,7 @@
           <w:b w:val="0"/>
           <w:sz w:val="20"/>
         </w:rPr>
-        <w:t>• Read the Study Notes on this page, then create or verify the lab needed for retrieval-augmented generation concepts.</w:t>
+        <w:t>• Review Day 144 prerequisites and read the complete Day 145 objective before changing the lab.</w:t>
       </w:r>
     </w:p>
     <w:p>
@@ -1891,7 +1809,7 @@
           <w:b w:val="0"/>
           <w:sz w:val="20"/>
         </w:rPr>
-        <w:t>• Work only in an authorized lab, VM or on equipment assigned by Beyond.</w:t>
+        <w:t>• Prepare only the authorized workstation, VM, account, dataset, or sandbox; capture the approved starting state.</w:t>
       </w:r>
     </w:p>
     <w:p>
@@ -1903,7 +1821,67 @@
           <w:b w:val="0"/>
           <w:sz w:val="20"/>
         </w:rPr>
-        <w:t>• Keep time entries truthful and ask the supervisor before changing production equipment.</w:t>
+        <w:t>• Create the folder Day_145_data_and_model_versioning_concepts with evidence, src or notebooks, output, and report subfolders as relevant.</w:t>
+      </w:r>
+    </w:p>
+    <w:p>
+      <w:pPr>
+        <w:spacing w:after="120"/>
+      </w:pPr>
+      <w:r>
+        <w:rPr>
+          <w:b w:val="0"/>
+          <w:sz w:val="20"/>
+        </w:rPr>
+        <w:t>• Complete the practical objective: Create checksums and a version manifest for approved artifacts.</w:t>
+      </w:r>
+    </w:p>
+    <w:p>
+      <w:pPr>
+        <w:spacing w:after="120"/>
+      </w:pPr>
+      <w:r>
+        <w:rPr>
+          <w:b w:val="0"/>
+          <w:sz w:val="20"/>
+        </w:rPr>
+        <w:t>• Record tool versions, inputs, assumptions, commands or code, expected output, observed output, and any deviations.</w:t>
+      </w:r>
+    </w:p>
+    <w:p>
+      <w:pPr>
+        <w:spacing w:after="120"/>
+      </w:pPr>
+      <w:r>
+        <w:rPr>
+          <w:b w:val="0"/>
+          <w:sz w:val="20"/>
+        </w:rPr>
+        <w:t>• Verify the result independently by rerunning from a clean state, checking a second measurement/test, or obtaining recorded peer review.</w:t>
+      </w:r>
+    </w:p>
+    <w:p>
+      <w:pPr>
+        <w:spacing w:after="120"/>
+      </w:pPr>
+      <w:r>
+        <w:rPr>
+          <w:b w:val="0"/>
+          <w:sz w:val="20"/>
+        </w:rPr>
+        <w:t>• Perform the relevant privacy, bias, security, licensing, and human-oversight checks before accepting the result.</w:t>
+      </w:r>
+    </w:p>
+    <w:p>
+      <w:pPr>
+        <w:spacing w:after="120"/>
+      </w:pPr>
+      <w:r>
+        <w:rPr>
+          <w:b w:val="0"/>
+          <w:sz w:val="20"/>
+        </w:rPr>
+        <w:t>• Package the required evidence and write a concise professional technical report with an AI-assistance disclosure.</w:t>
       </w:r>
     </w:p>
     <w:p>
@@ -1929,7 +1907,7 @@
           <w:b w:val="0"/>
           <w:sz w:val="18"/>
         </w:rPr>
-        <w:t># day_145_lab.py — Orientation and setup: Retrieval-Augmented Generation Concepts</w:t>
+        <w:t># day_145_lab.py — Applied practice: Data and Model Versioning Concepts</w:t>
       </w:r>
     </w:p>
     <w:p>
@@ -1971,7 +1949,7 @@
           <w:b w:val="0"/>
           <w:sz w:val="18"/>
         </w:rPr>
-        <w:t>"""Day 145 practical starter for Retrieval-Augmented Generation Concepts.</w:t>
+        <w:t>"""Day 145 practical starter for Data and Model Versioning Concepts.</w:t>
       </w:r>
     </w:p>
     <w:p>
@@ -2153,7 +2131,7 @@
           <w:b w:val="0"/>
           <w:sz w:val="18"/>
         </w:rPr>
-        <w:t xml:space="preserve">    print("Program topic:", 'Retrieval-Augmented Generation Concepts')</w:t>
+        <w:t xml:space="preserve">    print("Program topic:", 'Data and Model Versioning Concepts')</w:t>
       </w:r>
     </w:p>
     <w:p>
@@ -2167,7 +2145,7 @@
           <w:b w:val="0"/>
           <w:sz w:val="18"/>
         </w:rPr>
-        <w:t xml:space="preserve">    print("Day mode:", 'Orientation and setup')</w:t>
+        <w:t xml:space="preserve">    print("Day mode:", 'Applied practice')</w:t>
       </w:r>
     </w:p>
     <w:p>
@@ -4353,7 +4331,7 @@
                 <w:color w:val="FFFFFF"/>
                 <w:sz w:val="18"/>
               </w:rPr>
-              <w:t>CHECK</w:t>
+              <w:t>METRIC</w:t>
             </w:r>
           </w:p>
         </w:tc>
@@ -4369,7 +4347,7 @@
                 <w:color w:val="FFFFFF"/>
                 <w:sz w:val="18"/>
               </w:rPr>
-              <w:t>SUCCESS CRITERION</w:t>
+              <w:t>QUESTION</w:t>
             </w:r>
           </w:p>
         </w:tc>
@@ -4385,7 +4363,7 @@
                 <w:color w:val="FFFFFF"/>
                 <w:sz w:val="18"/>
               </w:rPr>
-              <w:t>LIMITATION</w:t>
+              <w:t>CAUTION</w:t>
             </w:r>
           </w:p>
         </w:tc>
@@ -4400,7 +4378,7 @@
               <w:rPr>
                 <w:sz w:val="18"/>
               </w:rPr>
-              <w:t>Functional result</w:t>
+              <w:t>Accuracy / error rate</w:t>
             </w:r>
           </w:p>
         </w:tc>
@@ -4413,7 +4391,7 @@
               <w:rPr>
                 <w:sz w:val="18"/>
               </w:rPr>
-              <w:t>Meets today's objective</w:t>
+              <w:t>Overall correctness?</w:t>
             </w:r>
           </w:p>
         </w:tc>
@@ -4426,7 +4404,7 @@
               <w:rPr>
                 <w:sz w:val="18"/>
               </w:rPr>
-              <w:t>Classroom demo ≠ production</w:t>
+              <w:t>Weak on imbalanced data</w:t>
             </w:r>
           </w:p>
         </w:tc>
@@ -4441,7 +4419,7 @@
               <w:rPr>
                 <w:sz w:val="18"/>
               </w:rPr>
-              <w:t>Safety compliance</w:t>
+              <w:t>Precision / recall / F1</w:t>
             </w:r>
           </w:p>
         </w:tc>
@@ -4454,7 +4432,7 @@
               <w:rPr>
                 <w:sz w:val="18"/>
               </w:rPr>
-              <w:t>No rule breached</w:t>
+              <w:t>Error type trade-off?</w:t>
             </w:r>
           </w:p>
         </w:tc>
@@ -4467,7 +4445,7 @@
               <w:rPr>
                 <w:sz w:val="18"/>
               </w:rPr>
-              <w:t>Still needs supervisor judgment</w:t>
+              <w:t>Optimize for the real cost of mistakes</w:t>
             </w:r>
           </w:p>
         </w:tc>
@@ -4482,7 +4460,7 @@
               <w:rPr>
                 <w:sz w:val="18"/>
               </w:rPr>
-              <w:t>Reproducibility</w:t>
+              <w:t>Latency / resource use</w:t>
             </w:r>
           </w:p>
         </w:tc>
@@ -4495,7 +4473,7 @@
               <w:rPr>
                 <w:sz w:val="18"/>
               </w:rPr>
-              <w:t>Second check agrees</w:t>
+              <w:t>Is it usable?</w:t>
             </w:r>
           </w:p>
         </w:tc>
@@ -4508,7 +4486,7 @@
               <w:rPr>
                 <w:sz w:val="18"/>
               </w:rPr>
-              <w:t>Environment drift possible</w:t>
+              <w:t>Lab laptop ≠ production load</w:t>
             </w:r>
           </w:p>
         </w:tc>
@@ -5772,7 +5750,7 @@
           <w:b w:val="0"/>
           <w:sz w:val="22"/>
         </w:rPr>
-        <w:t>Objective addressed for Retrieval-Augmented Generation Concepts</w:t>
+        <w:t>Objective addressed for Data and Model Versioning Concepts</w:t>
       </w:r>
     </w:p>
     <w:p>
@@ -5784,7 +5762,7 @@
           <w:b w:val="0"/>
           <w:sz w:val="22"/>
         </w:rPr>
-        <w:t>Orientation and setup practical completed</w:t>
+        <w:t>Applied practice practical completed</w:t>
       </w:r>
     </w:p>
     <w:p>
@@ -5876,7 +5854,7 @@
           <w:b w:val="0"/>
           <w:sz w:val="22"/>
         </w:rPr>
-        <w:t>Matches: A setup screenshot, a short explanation of the key terms, and a safety/ethics check.</w:t>
+        <w:t>Matches: Setup evidence, completed practical artifact, independent verification record, safety/ethics check, and short technical report.</w:t>
       </w:r>
     </w:p>
     <w:p>
@@ -5908,7 +5886,7 @@
           <w:b w:val="0"/>
           <w:sz w:val="22"/>
         </w:rPr>
-        <w:t>Explain Retrieval-Augmented Generation Concepts without reading.</w:t>
+        <w:t>Explain Data and Model Versioning Concepts without reading.</w:t>
       </w:r>
     </w:p>
     <w:p>
@@ -6000,7 +5978,7 @@
           <w:b w:val="0"/>
           <w:sz w:val="22"/>
         </w:rPr>
-        <w:t>Today is Day 145 (Orientation and setup) on Retrieval-Augmented Generation Concepts. I worked only in the authorized Beyond AI / data / software lab. I completed the practical objective, verified with a second check, and packaged evidence. Main risk: unauthorized or unsafe action; control: checklist + supervisor escalation. Limitation: classroom/lab scope only. Next: continue the topic cycle and keep documentation reproducible.</w:t>
+        <w:t>Today is Day 145 (Applied practice) on Data and Model Versioning Concepts. I worked only in the authorized Beyond AI / data / software lab. I completed the practical objective, verified with a second check, and packaged evidence. Main risk: unauthorized or unsafe action; control: checklist + supervisor escalation. Limitation: classroom/lab scope only. Next: continue the topic cycle and keep documentation reproducible.</w:t>
       </w:r>
     </w:p>
     <w:p>
